--- a/Factura_Unity_Test/Docs/Word/01_GDD_UA.docx
+++ b/Factura_Unity_Test/Docs/Word/01_GDD_UA.docx
@@ -12,13 +12,14 @@
           <w:b/>
           <w:color w:val="000000"/>
           <w:sz w:val="42"/>
+          <w:u w:val="none"/>
         </w:rPr>
         <w:t>Factura Unity Test Ігровий дизайн GDD</w:t>
       </w:r>
     </w:p>
     <w:p>
       <w:r>
-        <w:t>Версія 0.2 · 17.10.2026 · Проєкт механік, не опис готової гри.</w:t>
+        <w:t>Версія 0.3 · 19.10.2026 · Опис реалізованого прототипу та результатів перевірки в Unity Editor.</w:t>
       </w:r>
     </w:p>
     <w:p>
@@ -26,6 +27,10 @@
         <w:pStyle w:val="Heading1"/>
       </w:pPr>
       <w:r>
+        <w:rPr>
+          <w:color w:val="000000"/>
+          <w:u w:val="none"/>
+        </w:rPr>
         <w:t>Основна ідея</w:t>
       </w:r>
     </w:p>
@@ -68,6 +73,10 @@
         <w:pStyle w:val="Heading1"/>
       </w:pPr>
       <w:r>
+        <w:rPr>
+          <w:color w:val="000000"/>
+          <w:u w:val="none"/>
+        </w:rPr>
         <w:t>Core Loop</w:t>
       </w:r>
     </w:p>
@@ -93,6 +102,10 @@
         <w:pStyle w:val="Heading1"/>
       </w:pPr>
       <w:r>
+        <w:rPr>
+          <w:color w:val="000000"/>
+          <w:u w:val="none"/>
+        </w:rPr>
         <w:t>Керування</w:t>
       </w:r>
     </w:p>
@@ -103,12 +116,12 @@
         <w:tblLayout w:type="fixed"/>
         <w:tblLook w:firstColumn="1" w:firstRow="1" w:lastColumn="0" w:lastRow="0" w:noHBand="0" w:noVBand="1" w:val="04A0"/>
         <w:tblBorders>
-          <w:top w:val="single" w:sz="5" w:color="D9D9D9"/>
-          <w:left w:val="single" w:sz="5" w:color="D9D9D9"/>
-          <w:bottom w:val="single" w:sz="5" w:color="D9D9D9"/>
-          <w:right w:val="single" w:sz="5" w:color="D9D9D9"/>
-          <w:insideH w:val="single" w:sz="5" w:color="D9D9D9"/>
-          <w:insideV w:val="single" w:sz="5" w:color="D9D9D9"/>
+          <w:top w:val="single" w:sz="4" w:color="D9D9D9"/>
+          <w:left w:val="single" w:sz="4" w:color="D9D9D9"/>
+          <w:bottom w:val="single" w:sz="4" w:color="D9D9D9"/>
+          <w:right w:val="single" w:sz="4" w:color="D9D9D9"/>
+          <w:insideH w:val="single" w:sz="4" w:color="D9D9D9"/>
+          <w:insideV w:val="single" w:sz="4" w:color="D9D9D9"/>
         </w:tblBorders>
       </w:tblPr>
       <w:tblGrid>
@@ -126,17 +139,17 @@
             <w:tcW w:type="dxa" w:w="2318"/>
             <w:vAlign w:val="center"/>
             <w:tcMar>
-              <w:top w:w="95" w:type="dxa"/>
-              <w:bottom w:w="95" w:type="dxa"/>
-              <w:left w:w="110" w:type="dxa"/>
-              <w:right w:w="110" w:type="dxa"/>
+              <w:top w:w="80" w:type="dxa"/>
+              <w:bottom w:w="80" w:type="dxa"/>
+              <w:left w:w="100" w:type="dxa"/>
+              <w:right w:w="100" w:type="dxa"/>
             </w:tcMar>
             <w:shd w:fill="24445C"/>
           </w:tcPr>
           <w:p>
             <w:pPr>
               <w:keepNext/>
-              <w:spacing w:line="250" w:lineRule="auto" w:after="20"/>
+              <w:spacing w:line="252" w:lineRule="auto" w:after="60" w:before="0"/>
             </w:pPr>
             <w:r>
               <w:rPr>
@@ -153,17 +166,17 @@
             <w:tcW w:type="dxa" w:w="4032"/>
             <w:vAlign w:val="center"/>
             <w:tcMar>
-              <w:top w:w="95" w:type="dxa"/>
-              <w:bottom w:w="95" w:type="dxa"/>
-              <w:left w:w="110" w:type="dxa"/>
-              <w:right w:w="110" w:type="dxa"/>
+              <w:top w:w="80" w:type="dxa"/>
+              <w:bottom w:w="80" w:type="dxa"/>
+              <w:left w:w="100" w:type="dxa"/>
+              <w:right w:w="100" w:type="dxa"/>
             </w:tcMar>
             <w:shd w:fill="24445C"/>
           </w:tcPr>
           <w:p>
             <w:pPr>
               <w:keepNext/>
-              <w:spacing w:line="250" w:lineRule="auto" w:after="20"/>
+              <w:spacing w:line="252" w:lineRule="auto" w:after="60" w:before="0"/>
             </w:pPr>
             <w:r>
               <w:rPr>
@@ -180,17 +193,17 @@
             <w:tcW w:type="dxa" w:w="3730"/>
             <w:vAlign w:val="center"/>
             <w:tcMar>
-              <w:top w:w="95" w:type="dxa"/>
-              <w:bottom w:w="95" w:type="dxa"/>
-              <w:left w:w="110" w:type="dxa"/>
-              <w:right w:w="110" w:type="dxa"/>
+              <w:top w:w="80" w:type="dxa"/>
+              <w:bottom w:w="80" w:type="dxa"/>
+              <w:left w:w="100" w:type="dxa"/>
+              <w:right w:w="100" w:type="dxa"/>
             </w:tcMar>
             <w:shd w:fill="24445C"/>
           </w:tcPr>
           <w:p>
             <w:pPr>
               <w:keepNext/>
-              <w:spacing w:line="250" w:lineRule="auto" w:after="20"/>
+              <w:spacing w:line="252" w:lineRule="auto" w:after="60" w:before="0"/>
             </w:pPr>
             <w:r>
               <w:rPr>
@@ -212,17 +225,17 @@
             <w:tcW w:type="dxa" w:w="2318"/>
             <w:vAlign w:val="center"/>
             <w:tcMar>
-              <w:top w:w="95" w:type="dxa"/>
-              <w:bottom w:w="95" w:type="dxa"/>
-              <w:left w:w="110" w:type="dxa"/>
-              <w:right w:w="110" w:type="dxa"/>
+              <w:top w:w="80" w:type="dxa"/>
+              <w:bottom w:w="80" w:type="dxa"/>
+              <w:left w:w="100" w:type="dxa"/>
+              <w:right w:w="100" w:type="dxa"/>
             </w:tcMar>
             <w:shd w:fill="F0F4F7"/>
           </w:tcPr>
           <w:p>
             <w:pPr>
               <w:keepNext w:val="0"/>
-              <w:spacing w:line="250" w:lineRule="auto" w:after="20"/>
+              <w:spacing w:line="252" w:lineRule="auto" w:after="60" w:before="0"/>
             </w:pPr>
             <w:r>
               <w:rPr>
@@ -237,17 +250,17 @@
             <w:tcW w:type="dxa" w:w="4032"/>
             <w:vAlign w:val="center"/>
             <w:tcMar>
-              <w:top w:w="95" w:type="dxa"/>
-              <w:bottom w:w="95" w:type="dxa"/>
-              <w:left w:w="110" w:type="dxa"/>
-              <w:right w:w="110" w:type="dxa"/>
+              <w:top w:w="80" w:type="dxa"/>
+              <w:bottom w:w="80" w:type="dxa"/>
+              <w:left w:w="100" w:type="dxa"/>
+              <w:right w:w="100" w:type="dxa"/>
             </w:tcMar>
             <w:shd w:fill="F0F4F7"/>
           </w:tcPr>
           <w:p>
             <w:pPr>
               <w:keepNext w:val="0"/>
-              <w:spacing w:line="250" w:lineRule="auto" w:after="20"/>
+              <w:spacing w:line="252" w:lineRule="auto" w:after="60" w:before="0"/>
             </w:pPr>
             <w:r>
               <w:rPr>
@@ -262,17 +275,17 @@
             <w:tcW w:type="dxa" w:w="3730"/>
             <w:vAlign w:val="center"/>
             <w:tcMar>
-              <w:top w:w="95" w:type="dxa"/>
-              <w:bottom w:w="95" w:type="dxa"/>
-              <w:left w:w="110" w:type="dxa"/>
-              <w:right w:w="110" w:type="dxa"/>
+              <w:top w:w="80" w:type="dxa"/>
+              <w:bottom w:w="80" w:type="dxa"/>
+              <w:left w:w="100" w:type="dxa"/>
+              <w:right w:w="100" w:type="dxa"/>
             </w:tcMar>
             <w:shd w:fill="F0F4F7"/>
           </w:tcPr>
           <w:p>
             <w:pPr>
               <w:keepNext w:val="0"/>
-              <w:spacing w:line="250" w:lineRule="auto" w:after="20"/>
+              <w:spacing w:line="252" w:lineRule="auto" w:after="60" w:before="0"/>
             </w:pPr>
             <w:r>
               <w:rPr>
@@ -292,17 +305,17 @@
             <w:tcW w:type="dxa" w:w="2318"/>
             <w:vAlign w:val="center"/>
             <w:tcMar>
-              <w:top w:w="95" w:type="dxa"/>
-              <w:bottom w:w="95" w:type="dxa"/>
-              <w:left w:w="110" w:type="dxa"/>
-              <w:right w:w="110" w:type="dxa"/>
+              <w:top w:w="80" w:type="dxa"/>
+              <w:bottom w:w="80" w:type="dxa"/>
+              <w:left w:w="100" w:type="dxa"/>
+              <w:right w:w="100" w:type="dxa"/>
             </w:tcMar>
             <w:shd w:fill="FFFFFF"/>
           </w:tcPr>
           <w:p>
             <w:pPr>
               <w:keepNext w:val="0"/>
-              <w:spacing w:line="250" w:lineRule="auto" w:after="20"/>
+              <w:spacing w:line="252" w:lineRule="auto" w:after="60" w:before="0"/>
             </w:pPr>
             <w:r>
               <w:rPr>
@@ -317,17 +330,17 @@
             <w:tcW w:type="dxa" w:w="4032"/>
             <w:vAlign w:val="center"/>
             <w:tcMar>
-              <w:top w:w="95" w:type="dxa"/>
-              <w:bottom w:w="95" w:type="dxa"/>
-              <w:left w:w="110" w:type="dxa"/>
-              <w:right w:w="110" w:type="dxa"/>
+              <w:top w:w="80" w:type="dxa"/>
+              <w:bottom w:w="80" w:type="dxa"/>
+              <w:left w:w="100" w:type="dxa"/>
+              <w:right w:w="100" w:type="dxa"/>
             </w:tcMar>
             <w:shd w:fill="FFFFFF"/>
           </w:tcPr>
           <w:p>
             <w:pPr>
               <w:keepNext w:val="0"/>
-              <w:spacing w:line="250" w:lineRule="auto" w:after="20"/>
+              <w:spacing w:line="252" w:lineRule="auto" w:after="60" w:before="0"/>
             </w:pPr>
             <w:r>
               <w:rPr>
@@ -342,23 +355,22 @@
             <w:tcW w:type="dxa" w:w="3730"/>
             <w:vAlign w:val="center"/>
             <w:tcMar>
-              <w:top w:w="95" w:type="dxa"/>
-              <w:bottom w:w="95" w:type="dxa"/>
-              <w:left w:w="110" w:type="dxa"/>
-              <w:right w:w="110" w:type="dxa"/>
+              <w:top w:w="80" w:type="dxa"/>
+              <w:bottom w:w="80" w:type="dxa"/>
+              <w:left w:w="100" w:type="dxa"/>
+              <w:right w:w="100" w:type="dxa"/>
             </w:tcMar>
             <w:shd w:fill="FFFFFF"/>
           </w:tcPr>
           <w:p>
             <w:pPr>
-              <w:keepNext w:val="0"/>
-              <w:spacing w:line="250" w:lineRule="auto" w:after="20"/>
+              <w:spacing w:after="60" w:before="0" w:line="252" w:lineRule="auto"/>
             </w:pPr>
             <w:r>
               <w:rPr>
                 <w:sz w:val="20"/>
               </w:rPr>
-              <w:t>Утримувати ЛКМ і перетягувати</w:t>
+              <w:t>Навести курсор у потрібний напрямок; утримання ЛКМ не потрібне</w:t>
             </w:r>
           </w:p>
         </w:tc>
@@ -372,17 +384,17 @@
             <w:tcW w:type="dxa" w:w="2318"/>
             <w:vAlign w:val="center"/>
             <w:tcMar>
-              <w:top w:w="95" w:type="dxa"/>
-              <w:bottom w:w="95" w:type="dxa"/>
-              <w:left w:w="110" w:type="dxa"/>
-              <w:right w:w="110" w:type="dxa"/>
+              <w:top w:w="80" w:type="dxa"/>
+              <w:bottom w:w="80" w:type="dxa"/>
+              <w:left w:w="100" w:type="dxa"/>
+              <w:right w:w="100" w:type="dxa"/>
             </w:tcMar>
             <w:shd w:fill="F0F4F7"/>
           </w:tcPr>
           <w:p>
             <w:pPr>
               <w:keepNext w:val="0"/>
-              <w:spacing w:line="250" w:lineRule="auto" w:after="20"/>
+              <w:spacing w:line="252" w:lineRule="auto" w:after="60" w:before="0"/>
             </w:pPr>
             <w:r>
               <w:rPr>
@@ -397,17 +409,17 @@
             <w:tcW w:type="dxa" w:w="4032"/>
             <w:vAlign w:val="center"/>
             <w:tcMar>
-              <w:top w:w="95" w:type="dxa"/>
-              <w:bottom w:w="95" w:type="dxa"/>
-              <w:left w:w="110" w:type="dxa"/>
-              <w:right w:w="110" w:type="dxa"/>
+              <w:top w:w="80" w:type="dxa"/>
+              <w:bottom w:w="80" w:type="dxa"/>
+              <w:left w:w="100" w:type="dxa"/>
+              <w:right w:w="100" w:type="dxa"/>
             </w:tcMar>
             <w:shd w:fill="F0F4F7"/>
           </w:tcPr>
           <w:p>
             <w:pPr>
               <w:keepNext w:val="0"/>
-              <w:spacing w:line="250" w:lineRule="auto" w:after="20"/>
+              <w:spacing w:line="252" w:lineRule="auto" w:after="60" w:before="0"/>
             </w:pPr>
             <w:r>
               <w:rPr>
@@ -422,17 +434,17 @@
             <w:tcW w:type="dxa" w:w="3730"/>
             <w:vAlign w:val="center"/>
             <w:tcMar>
-              <w:top w:w="95" w:type="dxa"/>
-              <w:bottom w:w="95" w:type="dxa"/>
-              <w:left w:w="110" w:type="dxa"/>
-              <w:right w:w="110" w:type="dxa"/>
+              <w:top w:w="80" w:type="dxa"/>
+              <w:bottom w:w="80" w:type="dxa"/>
+              <w:left w:w="100" w:type="dxa"/>
+              <w:right w:w="100" w:type="dxa"/>
             </w:tcMar>
             <w:shd w:fill="F0F4F7"/>
           </w:tcPr>
           <w:p>
             <w:pPr>
               <w:keepNext w:val="0"/>
-              <w:spacing w:line="250" w:lineRule="auto" w:after="20"/>
+              <w:spacing w:line="252" w:lineRule="auto" w:after="60" w:before="0"/>
             </w:pPr>
             <w:r>
               <w:rPr>
@@ -452,17 +464,17 @@
             <w:tcW w:type="dxa" w:w="2318"/>
             <w:vAlign w:val="center"/>
             <w:tcMar>
-              <w:top w:w="95" w:type="dxa"/>
-              <w:bottom w:w="95" w:type="dxa"/>
-              <w:left w:w="110" w:type="dxa"/>
-              <w:right w:w="110" w:type="dxa"/>
+              <w:top w:w="80" w:type="dxa"/>
+              <w:bottom w:w="80" w:type="dxa"/>
+              <w:left w:w="100" w:type="dxa"/>
+              <w:right w:w="100" w:type="dxa"/>
             </w:tcMar>
             <w:shd w:fill="FFFFFF"/>
           </w:tcPr>
           <w:p>
             <w:pPr>
               <w:keepNext w:val="0"/>
-              <w:spacing w:line="250" w:lineRule="auto" w:after="20"/>
+              <w:spacing w:line="252" w:lineRule="auto" w:after="60" w:before="0"/>
             </w:pPr>
             <w:r>
               <w:rPr>
@@ -477,17 +489,17 @@
             <w:tcW w:type="dxa" w:w="4032"/>
             <w:vAlign w:val="center"/>
             <w:tcMar>
-              <w:top w:w="95" w:type="dxa"/>
-              <w:bottom w:w="95" w:type="dxa"/>
-              <w:left w:w="110" w:type="dxa"/>
-              <w:right w:w="110" w:type="dxa"/>
+              <w:top w:w="80" w:type="dxa"/>
+              <w:bottom w:w="80" w:type="dxa"/>
+              <w:left w:w="100" w:type="dxa"/>
+              <w:right w:w="100" w:type="dxa"/>
             </w:tcMar>
             <w:shd w:fill="FFFFFF"/>
           </w:tcPr>
           <w:p>
             <w:pPr>
               <w:keepNext w:val="0"/>
-              <w:spacing w:line="250" w:lineRule="auto" w:after="20"/>
+              <w:spacing w:line="252" w:lineRule="auto" w:after="60" w:before="0"/>
             </w:pPr>
             <w:r>
               <w:rPr>
@@ -502,17 +514,17 @@
             <w:tcW w:type="dxa" w:w="3730"/>
             <w:vAlign w:val="center"/>
             <w:tcMar>
-              <w:top w:w="95" w:type="dxa"/>
-              <w:bottom w:w="95" w:type="dxa"/>
-              <w:left w:w="110" w:type="dxa"/>
-              <w:right w:w="110" w:type="dxa"/>
+              <w:top w:w="80" w:type="dxa"/>
+              <w:bottom w:w="80" w:type="dxa"/>
+              <w:left w:w="100" w:type="dxa"/>
+              <w:right w:w="100" w:type="dxa"/>
             </w:tcMar>
             <w:shd w:fill="FFFFFF"/>
           </w:tcPr>
           <w:p>
             <w:pPr>
               <w:keepNext w:val="0"/>
-              <w:spacing w:line="250" w:lineRule="auto" w:after="20"/>
+              <w:spacing w:line="252" w:lineRule="auto" w:after="60" w:before="0"/>
             </w:pPr>
             <w:r>
               <w:rPr>
@@ -541,12 +553,12 @@
     </w:p>
     <w:p>
       <w:r>
-        <w:t>Після результату старий утримуваний дотик не перезапускає рівень. Після рестарту машина стоїть: потрібен ще один окремий тап. Мінімальний захисний інтервал на екрані результату — пропозиція 0,3 с.</w:t>
+        <w:t>Після результату утримуваний дотик не перезапускає рівень. Новий тап після захисного інтервалу 0,3 с починає підготовку Ready. Поки вона триває, Play недоступний; для початку руху потрібен інший окремий тап.</w:t>
       </w:r>
     </w:p>
     <w:p>
       <w:r>
-        <w:t>Основний макет — портретний, як у відео; у Editor перевіряємо 9:16. Android-пакування не є умовою готовності core.</w:t>
+        <w:t>Макет портретний, 9:16. Меню містить Play, Sound On/Off та Exit; тап на дорогу також запускає заїзд. Android-збірка й ручний тест на телефоні ще не виконувалися.</w:t>
       </w:r>
     </w:p>
     <w:p>
@@ -554,6 +566,10 @@
         <w:pStyle w:val="Heading1"/>
       </w:pPr>
       <w:r>
+        <w:rPr>
+          <w:color w:val="000000"/>
+          <w:u w:val="none"/>
+        </w:rPr>
         <w:t>Машина</w:t>
       </w:r>
     </w:p>
@@ -586,7 +602,7 @@
         <w:pStyle w:val="ListBullet"/>
       </w:pPr>
       <w:r>
-        <w:t>Колеса можуть обертатися візуально відповідно до пройденої дистанції, але не визначають рух.</w:t>
+        <w:t>Колеса обертаються візуально відповідно до пройденої дистанції, але не визначають рух.</w:t>
       </w:r>
     </w:p>
     <w:p>
@@ -594,7 +610,7 @@
         <w:pStyle w:val="ListBullet"/>
       </w:pPr>
       <w:r>
-        <w:t>Камера Cinemachine слідуватиме ззаду й вище за окремою ціллю на машині; не обертатиметься за туреллю. Наведення не має хитати всю сцену.</w:t>
+        <w:t>Cinemachine стежить ззаду й вище за окремою ціллю на машині та не обертається за туреллю. При restart попередній стан камери скидається.</w:t>
       </w:r>
     </w:p>
     <w:p>
@@ -610,6 +626,10 @@
         <w:pStyle w:val="Heading1"/>
       </w:pPr>
       <w:r>
+        <w:rPr>
+          <w:color w:val="000000"/>
+          <w:u w:val="none"/>
+        </w:rPr>
         <w:t>Турель і постріли</w:t>
       </w:r>
     </w:p>
@@ -626,7 +646,7 @@
         <w:pStyle w:val="ListBullet"/>
       </w:pPr>
       <w:r>
-        <w:t>Пропонована межа: від −90° до +90°. Остаточний кут визначаємо після перевірки видимості й досяжності ворогів.</w:t>
+        <w:t>Дозволено повний оберт на 360 градусів, щоб можна було влучати у ворогів позаду автомобіля.</w:t>
       </w:r>
     </w:p>
     <w:p>
@@ -642,7 +662,7 @@
         <w:pStyle w:val="ListBullet"/>
       </w:pPr>
       <w:r>
-        <w:t>Поворот має бути швидким і контрольованим; обмежене згладжування не повинно створювати відчутний lag.</w:t>
+        <w:t>Застосовано SmoothDampAngle та обмеження швидкості зміни кута. На ПК напрям задається позицією миші; у touch-режимі — горизонтальним перетягуванням.</w:t>
       </w:r>
     </w:p>
     <w:p>
@@ -666,7 +686,7 @@
         <w:pStyle w:val="ListBullet"/>
       </w:pPr>
       <w:r>
-        <w:t>Куля завдає шкоди лише першій допустимій цілі, після чого повертається в пул. Без пробивання, вибухів і ricochet у першій версії.</w:t>
+        <w:t>Куля пошкоджує першу допустиму ціль і повертається в пул. Власного пробивання чи рикошету немає; окрема вибухова бочка завдає шкоди у радіусі.</w:t>
       </w:r>
     </w:p>
     <w:p>
@@ -674,7 +694,7 @@
         <w:pStyle w:val="ListBullet"/>
       </w:pPr>
       <w:r>
-        <w:t>Спалах і короткий слід роблять постріл видимим; вони не визначають факт влучання.</w:t>
+        <w:t>Постріл має спалах, слід і віддачу; попадання — спалах ворога, поштовх і анімацію смерті. Пошкодження авто видно на HUD, через іскри, легку реакцію камери та дим при низькому HP. Музика й синтезовані звуки доповнюють подачу, але не визначають влучання.</w:t>
       </w:r>
     </w:p>
     <w:p>
@@ -682,6 +702,10 @@
         <w:pStyle w:val="Heading1"/>
       </w:pPr>
       <w:r>
+        <w:rPr>
+          <w:color w:val="000000"/>
+          <w:u w:val="none"/>
+        </w:rPr>
         <w:t>Вороги</w:t>
       </w:r>
     </w:p>
@@ -737,6 +761,10 @@
         <w:pStyle w:val="Heading1"/>
       </w:pPr>
       <w:r>
+        <w:rPr>
+          <w:color w:val="000000"/>
+          <w:u w:val="none"/>
+        </w:rPr>
         <w:t>HP та результат</w:t>
       </w:r>
     </w:p>
@@ -821,12 +849,16 @@
         <w:pStyle w:val="Heading1"/>
       </w:pPr>
       <w:r>
-        <w:t>Початкові параметри для налаштування</w:t>
+        <w:rPr>
+          <w:color w:val="000000"/>
+          <w:u w:val="none"/>
+        </w:rPr>
+        <w:t>Поточні параметри прототипу</w:t>
       </w:r>
     </w:p>
     <w:p>
       <w:r>
-        <w:t>Це гіпотеза для першого ігрового проходу, не значення з ТЗ і не перевірений баланс.</w:t>
+        <w:t>Значення налаштовані в сцені та prefab-ах. Проходження і поразка підтверджені ігровими прогонами; це не твердження про остаточний баланс.</w:t>
       </w:r>
     </w:p>
     <w:tbl>
@@ -836,12 +868,12 @@
         <w:tblLayout w:type="fixed"/>
         <w:tblLook w:firstColumn="1" w:firstRow="1" w:lastColumn="0" w:lastRow="0" w:noHBand="0" w:noVBand="1" w:val="04A0"/>
         <w:tblBorders>
-          <w:top w:val="single" w:sz="5" w:color="D9D9D9"/>
-          <w:left w:val="single" w:sz="5" w:color="D9D9D9"/>
-          <w:bottom w:val="single" w:sz="5" w:color="D9D9D9"/>
-          <w:right w:val="single" w:sz="5" w:color="D9D9D9"/>
-          <w:insideH w:val="single" w:sz="5" w:color="D9D9D9"/>
-          <w:insideV w:val="single" w:sz="5" w:color="D9D9D9"/>
+          <w:top w:val="single" w:sz="4" w:color="D9D9D9"/>
+          <w:left w:val="single" w:sz="4" w:color="D9D9D9"/>
+          <w:bottom w:val="single" w:sz="4" w:color="D9D9D9"/>
+          <w:right w:val="single" w:sz="4" w:color="D9D9D9"/>
+          <w:insideH w:val="single" w:sz="4" w:color="D9D9D9"/>
+          <w:insideV w:val="single" w:sz="4" w:color="D9D9D9"/>
         </w:tblBorders>
       </w:tblPr>
       <w:tblGrid>
@@ -858,17 +890,17 @@
             <w:tcW w:type="dxa" w:w="3427"/>
             <w:vAlign w:val="center"/>
             <w:tcMar>
-              <w:top w:w="95" w:type="dxa"/>
-              <w:bottom w:w="95" w:type="dxa"/>
-              <w:left w:w="110" w:type="dxa"/>
-              <w:right w:w="110" w:type="dxa"/>
+              <w:top w:w="80" w:type="dxa"/>
+              <w:bottom w:w="80" w:type="dxa"/>
+              <w:left w:w="100" w:type="dxa"/>
+              <w:right w:w="100" w:type="dxa"/>
             </w:tcMar>
             <w:shd w:fill="24445C"/>
           </w:tcPr>
           <w:p>
             <w:pPr>
               <w:keepNext/>
-              <w:spacing w:line="250" w:lineRule="auto" w:after="20"/>
+              <w:spacing w:line="252" w:lineRule="auto" w:after="60" w:before="0"/>
             </w:pPr>
             <w:r>
               <w:rPr>
@@ -885,17 +917,16 @@
             <w:tcW w:type="dxa" w:w="6653"/>
             <w:vAlign w:val="center"/>
             <w:tcMar>
-              <w:top w:w="95" w:type="dxa"/>
-              <w:bottom w:w="95" w:type="dxa"/>
-              <w:left w:w="110" w:type="dxa"/>
-              <w:right w:w="110" w:type="dxa"/>
+              <w:top w:w="80" w:type="dxa"/>
+              <w:bottom w:w="80" w:type="dxa"/>
+              <w:left w:w="100" w:type="dxa"/>
+              <w:right w:w="100" w:type="dxa"/>
             </w:tcMar>
             <w:shd w:fill="24445C"/>
           </w:tcPr>
           <w:p>
             <w:pPr>
-              <w:keepNext/>
-              <w:spacing w:line="250" w:lineRule="auto" w:after="20"/>
+              <w:spacing w:after="60" w:before="0" w:line="252" w:lineRule="auto"/>
             </w:pPr>
             <w:r>
               <w:rPr>
@@ -903,7 +934,7 @@
                 <w:color w:val="FFFFFF"/>
                 <w:sz w:val="20"/>
               </w:rPr>
-              <w:t>Початкове значення</w:t>
+              <w:t>Значення у прототипі</w:t>
             </w:r>
           </w:p>
         </w:tc>
@@ -917,17 +948,17 @@
             <w:tcW w:type="dxa" w:w="3427"/>
             <w:vAlign w:val="center"/>
             <w:tcMar>
-              <w:top w:w="95" w:type="dxa"/>
-              <w:bottom w:w="95" w:type="dxa"/>
-              <w:left w:w="110" w:type="dxa"/>
-              <w:right w:w="110" w:type="dxa"/>
+              <w:top w:w="80" w:type="dxa"/>
+              <w:bottom w:w="80" w:type="dxa"/>
+              <w:left w:w="100" w:type="dxa"/>
+              <w:right w:w="100" w:type="dxa"/>
             </w:tcMar>
             <w:shd w:fill="F0F4F7"/>
           </w:tcPr>
           <w:p>
             <w:pPr>
               <w:keepNext w:val="0"/>
-              <w:spacing w:line="250" w:lineRule="auto" w:after="20"/>
+              <w:spacing w:line="252" w:lineRule="auto" w:after="60" w:before="0"/>
             </w:pPr>
             <w:r>
               <w:rPr>
@@ -942,17 +973,17 @@
             <w:tcW w:type="dxa" w:w="6653"/>
             <w:vAlign w:val="center"/>
             <w:tcMar>
-              <w:top w:w="95" w:type="dxa"/>
-              <w:bottom w:w="95" w:type="dxa"/>
-              <w:left w:w="110" w:type="dxa"/>
-              <w:right w:w="110" w:type="dxa"/>
+              <w:top w:w="80" w:type="dxa"/>
+              <w:bottom w:w="80" w:type="dxa"/>
+              <w:left w:w="100" w:type="dxa"/>
+              <w:right w:w="100" w:type="dxa"/>
             </w:tcMar>
             <w:shd w:fill="F0F4F7"/>
           </w:tcPr>
           <w:p>
             <w:pPr>
               <w:keepNext w:val="0"/>
-              <w:spacing w:line="250" w:lineRule="auto" w:after="20"/>
+              <w:spacing w:line="252" w:lineRule="auto" w:after="60" w:before="0"/>
             </w:pPr>
             <w:r>
               <w:rPr>
@@ -972,17 +1003,17 @@
             <w:tcW w:type="dxa" w:w="3427"/>
             <w:vAlign w:val="center"/>
             <w:tcMar>
-              <w:top w:w="95" w:type="dxa"/>
-              <w:bottom w:w="95" w:type="dxa"/>
-              <w:left w:w="110" w:type="dxa"/>
-              <w:right w:w="110" w:type="dxa"/>
+              <w:top w:w="80" w:type="dxa"/>
+              <w:bottom w:w="80" w:type="dxa"/>
+              <w:left w:w="100" w:type="dxa"/>
+              <w:right w:w="100" w:type="dxa"/>
             </w:tcMar>
             <w:shd w:fill="FFFFFF"/>
           </w:tcPr>
           <w:p>
             <w:pPr>
               <w:keepNext w:val="0"/>
-              <w:spacing w:line="250" w:lineRule="auto" w:after="20"/>
+              <w:spacing w:line="252" w:lineRule="auto" w:after="60" w:before="0"/>
             </w:pPr>
             <w:r>
               <w:rPr>
@@ -997,23 +1028,22 @@
             <w:tcW w:type="dxa" w:w="6653"/>
             <w:vAlign w:val="center"/>
             <w:tcMar>
-              <w:top w:w="95" w:type="dxa"/>
-              <w:bottom w:w="95" w:type="dxa"/>
-              <w:left w:w="110" w:type="dxa"/>
-              <w:right w:w="110" w:type="dxa"/>
+              <w:top w:w="80" w:type="dxa"/>
+              <w:bottom w:w="80" w:type="dxa"/>
+              <w:left w:w="100" w:type="dxa"/>
+              <w:right w:w="100" w:type="dxa"/>
             </w:tcMar>
             <w:shd w:fill="FFFFFF"/>
           </w:tcPr>
           <w:p>
             <w:pPr>
-              <w:keepNext w:val="0"/>
-              <w:spacing w:line="250" w:lineRule="auto" w:after="20"/>
+              <w:spacing w:after="60" w:before="0" w:line="252" w:lineRule="auto"/>
             </w:pPr>
             <w:r>
               <w:rPr>
                 <w:sz w:val="20"/>
               </w:rPr>
-              <w:t>18, групами з проміжками; конкретна схема — після перевірки масштабу</w:t>
+              <w:t>18, випадкові валідні позиції з мінімальними проміжками</w:t>
             </w:r>
           </w:p>
         </w:tc>
@@ -1027,17 +1057,17 @@
             <w:tcW w:type="dxa" w:w="3427"/>
             <w:vAlign w:val="center"/>
             <w:tcMar>
-              <w:top w:w="95" w:type="dxa"/>
-              <w:bottom w:w="95" w:type="dxa"/>
-              <w:left w:w="110" w:type="dxa"/>
-              <w:right w:w="110" w:type="dxa"/>
+              <w:top w:w="80" w:type="dxa"/>
+              <w:bottom w:w="80" w:type="dxa"/>
+              <w:left w:w="100" w:type="dxa"/>
+              <w:right w:w="100" w:type="dxa"/>
             </w:tcMar>
             <w:shd w:fill="F0F4F7"/>
           </w:tcPr>
           <w:p>
             <w:pPr>
               <w:keepNext w:val="0"/>
-              <w:spacing w:line="250" w:lineRule="auto" w:after="20"/>
+              <w:spacing w:line="252" w:lineRule="auto" w:after="60" w:before="0"/>
             </w:pPr>
             <w:r>
               <w:rPr>
@@ -1052,23 +1082,22 @@
             <w:tcW w:type="dxa" w:w="6653"/>
             <w:vAlign w:val="center"/>
             <w:tcMar>
-              <w:top w:w="95" w:type="dxa"/>
-              <w:bottom w:w="95" w:type="dxa"/>
-              <w:left w:w="110" w:type="dxa"/>
-              <w:right w:w="110" w:type="dxa"/>
+              <w:top w:w="80" w:type="dxa"/>
+              <w:bottom w:w="80" w:type="dxa"/>
+              <w:left w:w="100" w:type="dxa"/>
+              <w:right w:w="100" w:type="dxa"/>
             </w:tcMar>
             <w:shd w:fill="F0F4F7"/>
           </w:tcPr>
           <w:p>
             <w:pPr>
-              <w:keepNext w:val="0"/>
-              <w:spacing w:line="250" w:lineRule="auto" w:after="20"/>
+              <w:spacing w:after="60" w:before="0" w:line="252" w:lineRule="auto"/>
             </w:pPr>
             <w:r>
               <w:rPr>
                 <w:sz w:val="20"/>
               </w:rPr>
-              <w:t>12 м</w:t>
+              <w:t>18 м</w:t>
             </w:r>
           </w:p>
         </w:tc>
@@ -1082,17 +1111,17 @@
             <w:tcW w:type="dxa" w:w="3427"/>
             <w:vAlign w:val="center"/>
             <w:tcMar>
-              <w:top w:w="95" w:type="dxa"/>
-              <w:bottom w:w="95" w:type="dxa"/>
-              <w:left w:w="110" w:type="dxa"/>
-              <w:right w:w="110" w:type="dxa"/>
+              <w:top w:w="80" w:type="dxa"/>
+              <w:bottom w:w="80" w:type="dxa"/>
+              <w:left w:w="100" w:type="dxa"/>
+              <w:right w:w="100" w:type="dxa"/>
             </w:tcMar>
             <w:shd w:fill="FFFFFF"/>
           </w:tcPr>
           <w:p>
             <w:pPr>
               <w:keepNext w:val="0"/>
-              <w:spacing w:line="250" w:lineRule="auto" w:after="20"/>
+              <w:spacing w:line="252" w:lineRule="auto" w:after="60" w:before="0"/>
             </w:pPr>
             <w:r>
               <w:rPr>
@@ -1107,17 +1136,17 @@
             <w:tcW w:type="dxa" w:w="6653"/>
             <w:vAlign w:val="center"/>
             <w:tcMar>
-              <w:top w:w="95" w:type="dxa"/>
-              <w:bottom w:w="95" w:type="dxa"/>
-              <w:left w:w="110" w:type="dxa"/>
-              <w:right w:w="110" w:type="dxa"/>
+              <w:top w:w="80" w:type="dxa"/>
+              <w:bottom w:w="80" w:type="dxa"/>
+              <w:left w:w="100" w:type="dxa"/>
+              <w:right w:w="100" w:type="dxa"/>
             </w:tcMar>
             <w:shd w:fill="FFFFFF"/>
           </w:tcPr>
           <w:p>
             <w:pPr>
               <w:keepNext w:val="0"/>
-              <w:spacing w:line="250" w:lineRule="auto" w:after="20"/>
+              <w:spacing w:line="252" w:lineRule="auto" w:after="60" w:before="0"/>
             </w:pPr>
             <w:r>
               <w:rPr>
@@ -1137,17 +1166,17 @@
             <w:tcW w:type="dxa" w:w="3427"/>
             <w:vAlign w:val="center"/>
             <w:tcMar>
-              <w:top w:w="95" w:type="dxa"/>
-              <w:bottom w:w="95" w:type="dxa"/>
-              <w:left w:w="110" w:type="dxa"/>
-              <w:right w:w="110" w:type="dxa"/>
+              <w:top w:w="80" w:type="dxa"/>
+              <w:bottom w:w="80" w:type="dxa"/>
+              <w:left w:w="100" w:type="dxa"/>
+              <w:right w:w="100" w:type="dxa"/>
             </w:tcMar>
             <w:shd w:fill="F0F4F7"/>
           </w:tcPr>
           <w:p>
             <w:pPr>
               <w:keepNext w:val="0"/>
-              <w:spacing w:line="250" w:lineRule="auto" w:after="20"/>
+              <w:spacing w:line="252" w:lineRule="auto" w:after="60" w:before="0"/>
             </w:pPr>
             <w:r>
               <w:rPr>
@@ -1162,17 +1191,17 @@
             <w:tcW w:type="dxa" w:w="6653"/>
             <w:vAlign w:val="center"/>
             <w:tcMar>
-              <w:top w:w="95" w:type="dxa"/>
-              <w:bottom w:w="95" w:type="dxa"/>
-              <w:left w:w="110" w:type="dxa"/>
-              <w:right w:w="110" w:type="dxa"/>
+              <w:top w:w="80" w:type="dxa"/>
+              <w:bottom w:w="80" w:type="dxa"/>
+              <w:left w:w="100" w:type="dxa"/>
+              <w:right w:w="100" w:type="dxa"/>
             </w:tcMar>
             <w:shd w:fill="F0F4F7"/>
           </w:tcPr>
           <w:p>
             <w:pPr>
               <w:keepNext w:val="0"/>
-              <w:spacing w:line="250" w:lineRule="auto" w:after="20"/>
+              <w:spacing w:line="252" w:lineRule="auto" w:after="60" w:before="0"/>
             </w:pPr>
             <w:r>
               <w:rPr>
@@ -1192,17 +1221,17 @@
             <w:tcW w:type="dxa" w:w="3427"/>
             <w:vAlign w:val="center"/>
             <w:tcMar>
-              <w:top w:w="95" w:type="dxa"/>
-              <w:bottom w:w="95" w:type="dxa"/>
-              <w:left w:w="110" w:type="dxa"/>
-              <w:right w:w="110" w:type="dxa"/>
+              <w:top w:w="80" w:type="dxa"/>
+              <w:bottom w:w="80" w:type="dxa"/>
+              <w:left w:w="100" w:type="dxa"/>
+              <w:right w:w="100" w:type="dxa"/>
             </w:tcMar>
             <w:shd w:fill="FFFFFF"/>
           </w:tcPr>
           <w:p>
             <w:pPr>
               <w:keepNext w:val="0"/>
-              <w:spacing w:line="250" w:lineRule="auto" w:after="20"/>
+              <w:spacing w:line="252" w:lineRule="auto" w:after="60" w:before="0"/>
             </w:pPr>
             <w:r>
               <w:rPr>
@@ -1217,17 +1246,17 @@
             <w:tcW w:type="dxa" w:w="6653"/>
             <w:vAlign w:val="center"/>
             <w:tcMar>
-              <w:top w:w="95" w:type="dxa"/>
-              <w:bottom w:w="95" w:type="dxa"/>
-              <w:left w:w="110" w:type="dxa"/>
-              <w:right w:w="110" w:type="dxa"/>
+              <w:top w:w="80" w:type="dxa"/>
+              <w:bottom w:w="80" w:type="dxa"/>
+              <w:left w:w="100" w:type="dxa"/>
+              <w:right w:w="100" w:type="dxa"/>
             </w:tcMar>
             <w:shd w:fill="FFFFFF"/>
           </w:tcPr>
           <w:p>
             <w:pPr>
               <w:keepNext w:val="0"/>
-              <w:spacing w:line="250" w:lineRule="auto" w:after="20"/>
+              <w:spacing w:line="252" w:lineRule="auto" w:after="60" w:before="0"/>
             </w:pPr>
             <w:r>
               <w:rPr>
@@ -1247,17 +1276,17 @@
             <w:tcW w:type="dxa" w:w="3427"/>
             <w:vAlign w:val="center"/>
             <w:tcMar>
-              <w:top w:w="95" w:type="dxa"/>
-              <w:bottom w:w="95" w:type="dxa"/>
-              <w:left w:w="110" w:type="dxa"/>
-              <w:right w:w="110" w:type="dxa"/>
+              <w:top w:w="80" w:type="dxa"/>
+              <w:bottom w:w="80" w:type="dxa"/>
+              <w:left w:w="100" w:type="dxa"/>
+              <w:right w:w="100" w:type="dxa"/>
             </w:tcMar>
             <w:shd w:fill="F0F4F7"/>
           </w:tcPr>
           <w:p>
             <w:pPr>
               <w:keepNext w:val="0"/>
-              <w:spacing w:line="250" w:lineRule="auto" w:after="20"/>
+              <w:spacing w:line="252" w:lineRule="auto" w:after="60" w:before="0"/>
             </w:pPr>
             <w:r>
               <w:rPr>
@@ -1272,17 +1301,17 @@
             <w:tcW w:type="dxa" w:w="6653"/>
             <w:vAlign w:val="center"/>
             <w:tcMar>
-              <w:top w:w="95" w:type="dxa"/>
-              <w:bottom w:w="95" w:type="dxa"/>
-              <w:left w:w="110" w:type="dxa"/>
-              <w:right w:w="110" w:type="dxa"/>
+              <w:top w:w="80" w:type="dxa"/>
+              <w:bottom w:w="80" w:type="dxa"/>
+              <w:left w:w="100" w:type="dxa"/>
+              <w:right w:w="100" w:type="dxa"/>
             </w:tcMar>
             <w:shd w:fill="F0F4F7"/>
           </w:tcPr>
           <w:p>
             <w:pPr>
               <w:keepNext w:val="0"/>
-              <w:spacing w:line="250" w:lineRule="auto" w:after="20"/>
+              <w:spacing w:line="252" w:lineRule="auto" w:after="60" w:before="0"/>
             </w:pPr>
             <w:r>
               <w:rPr>
@@ -1302,17 +1331,17 @@
             <w:tcW w:type="dxa" w:w="3427"/>
             <w:vAlign w:val="center"/>
             <w:tcMar>
-              <w:top w:w="95" w:type="dxa"/>
-              <w:bottom w:w="95" w:type="dxa"/>
-              <w:left w:w="110" w:type="dxa"/>
-              <w:right w:w="110" w:type="dxa"/>
+              <w:top w:w="80" w:type="dxa"/>
+              <w:bottom w:w="80" w:type="dxa"/>
+              <w:left w:w="100" w:type="dxa"/>
+              <w:right w:w="100" w:type="dxa"/>
             </w:tcMar>
             <w:shd w:fill="FFFFFF"/>
           </w:tcPr>
           <w:p>
             <w:pPr>
               <w:keepNext w:val="0"/>
-              <w:spacing w:line="250" w:lineRule="auto" w:after="20"/>
+              <w:spacing w:line="252" w:lineRule="auto" w:after="60" w:before="0"/>
             </w:pPr>
             <w:r>
               <w:rPr>
@@ -1327,17 +1356,17 @@
             <w:tcW w:type="dxa" w:w="6653"/>
             <w:vAlign w:val="center"/>
             <w:tcMar>
-              <w:top w:w="95" w:type="dxa"/>
-              <w:bottom w:w="95" w:type="dxa"/>
-              <w:left w:w="110" w:type="dxa"/>
-              <w:right w:w="110" w:type="dxa"/>
+              <w:top w:w="80" w:type="dxa"/>
+              <w:bottom w:w="80" w:type="dxa"/>
+              <w:left w:w="100" w:type="dxa"/>
+              <w:right w:w="100" w:type="dxa"/>
             </w:tcMar>
             <w:shd w:fill="FFFFFF"/>
           </w:tcPr>
           <w:p>
             <w:pPr>
               <w:keepNext w:val="0"/>
-              <w:spacing w:line="250" w:lineRule="auto" w:after="20"/>
+              <w:spacing w:line="252" w:lineRule="auto" w:after="60" w:before="0"/>
             </w:pPr>
             <w:r>
               <w:rPr>
@@ -1357,17 +1386,17 @@
             <w:tcW w:type="dxa" w:w="3427"/>
             <w:vAlign w:val="center"/>
             <w:tcMar>
-              <w:top w:w="95" w:type="dxa"/>
-              <w:bottom w:w="95" w:type="dxa"/>
-              <w:left w:w="110" w:type="dxa"/>
-              <w:right w:w="110" w:type="dxa"/>
+              <w:top w:w="80" w:type="dxa"/>
+              <w:bottom w:w="80" w:type="dxa"/>
+              <w:left w:w="100" w:type="dxa"/>
+              <w:right w:w="100" w:type="dxa"/>
             </w:tcMar>
             <w:shd w:fill="F0F4F7"/>
           </w:tcPr>
           <w:p>
             <w:pPr>
               <w:keepNext w:val="0"/>
-              <w:spacing w:line="250" w:lineRule="auto" w:after="20"/>
+              <w:spacing w:line="252" w:lineRule="auto" w:after="60" w:before="0"/>
             </w:pPr>
             <w:r>
               <w:rPr>
@@ -1382,17 +1411,17 @@
             <w:tcW w:type="dxa" w:w="6653"/>
             <w:vAlign w:val="center"/>
             <w:tcMar>
-              <w:top w:w="95" w:type="dxa"/>
-              <w:bottom w:w="95" w:type="dxa"/>
-              <w:left w:w="110" w:type="dxa"/>
-              <w:right w:w="110" w:type="dxa"/>
+              <w:top w:w="80" w:type="dxa"/>
+              <w:bottom w:w="80" w:type="dxa"/>
+              <w:left w:w="100" w:type="dxa"/>
+              <w:right w:w="100" w:type="dxa"/>
             </w:tcMar>
             <w:shd w:fill="F0F4F7"/>
           </w:tcPr>
           <w:p>
             <w:pPr>
               <w:keepNext w:val="0"/>
-              <w:spacing w:line="250" w:lineRule="auto" w:after="20"/>
+              <w:spacing w:line="252" w:lineRule="auto" w:after="60" w:before="0"/>
             </w:pPr>
             <w:r>
               <w:rPr>
@@ -1416,7 +1445,7 @@
     </w:p>
     <w:p>
       <w:r>
-        <w:t>Для відео можна використати різні способи проходження одного й того самого налаштованого рівня: влучне наведення для Win, свідоме наведення убік для Lose. Якщо обидва сценарії недосяжні, спочатку коригуємо баланс, а не підміняємо результат кнопками.</w:t>
+        <w:t>Відео 38,53 с показує два ігрові прогони: Lose без влучного наведення та Win із наведенням. Результати виникають від правил гри, не від кнопок підміни. Запис зроблено в Editor зі scripted input і реальним звуком Unity.</w:t>
       </w:r>
     </w:p>
     <w:p>
@@ -1424,6 +1453,10 @@
         <w:pStyle w:val="Heading1"/>
       </w:pPr>
       <w:r>
+        <w:rPr>
+          <w:color w:val="000000"/>
+          <w:u w:val="none"/>
+        </w:rPr>
         <w:t>Критерії приймання</w:t>
       </w:r>
     </w:p>
@@ -1440,7 +1473,7 @@
         <w:pStyle w:val="ListBullet"/>
       </w:pPr>
       <w:r>
-        <w:t>У Playing машина рухається, свайп і mouse-drag працюють через однакову логіку.</w:t>
+        <w:t>У Playing автомобіль рухається, миша на ПК задає напрям на 360 градусів, а touch використовує горизонтальний drag.</w:t>
       </w:r>
     </w:p>
     <w:p>
@@ -1488,7 +1521,7 @@
         <w:pStyle w:val="ListBullet"/>
       </w:pPr>
       <w:r>
-        <w:t>Новий тап повертає чистий Ready: HP, вороги, прогрес, турель і кулі скинуті.</w:t>
+        <w:t>Новий тап починає чисту підготовку Ready: HP, вороги, прогрес, турель, бочка, ефекти й кулі скидаються до розблокування Play.</w:t>
       </w:r>
     </w:p>
     <w:p>
@@ -1504,7 +1537,7 @@
         <w:pStyle w:val="ListBullet"/>
       </w:pPr>
       <w:r>
-        <w:t>Проєкт доступний для перевірки через погоджений Git-репозиторій, є відео до 1 хвилини з обома сценаріями та фактичний час роботи.</w:t>
+        <w:t>Підготовлені вихідний код у гілці codex/factura-unity-test і відео до 1 хвилини з обома результатами. Перед передачею автор додає власну оцінку загального часу роботи.</w:t>
       </w:r>
     </w:p>
     <w:sectPr>
@@ -1975,6 +2008,7 @@
       <w:color w:val="000000"/>
       <w:sz w:val="28"/>
       <w:szCs w:val="28"/>
+      <w:u w:val="none"/>
     </w:rPr>
   </w:style>
   <w:style w:type="paragraph" w:styleId="Heading2">
@@ -1999,6 +2033,7 @@
       <w:color w:val="000000"/>
       <w:sz w:val="24"/>
       <w:szCs w:val="26"/>
+      <w:u w:val="none"/>
     </w:rPr>
   </w:style>
   <w:style w:type="paragraph" w:styleId="Heading3">
@@ -2022,6 +2057,7 @@
       <w:bCs/>
       <w:color w:val="000000"/>
       <w:sz w:val="22"/>
+      <w:u w:val="none"/>
     </w:rPr>
   </w:style>
   <w:style w:type="paragraph" w:styleId="Heading4">
@@ -2264,6 +2300,7 @@
       <w:kern w:val="28"/>
       <w:sz w:val="42"/>
       <w:szCs w:val="52"/>
+      <w:u w:val="none"/>
     </w:rPr>
   </w:style>
   <w:style w:type="character" w:customStyle="1" w:styleId="TitleChar">
@@ -2305,6 +2342,7 @@
       <w:spacing w:val="15"/>
       <w:sz w:val="22"/>
       <w:szCs w:val="24"/>
+      <w:u w:val="none"/>
     </w:rPr>
   </w:style>
   <w:style w:type="character" w:customStyle="1" w:styleId="SubtitleChar">

--- a/Factura_Unity_Test/Docs/Word/01_GDD_UA.docx
+++ b/Factura_Unity_Test/Docs/Word/01_GDD_UA.docx
@@ -19,7 +19,7 @@
     </w:p>
     <w:p>
       <w:r>
-        <w:t>Версія 0.3 · 19.10.2026 · Опис реалізованого прототипу та результатів перевірки в Unity Editor.</w:t>
+        <w:t>Версія 0.4 · 20.10.2026 · Реалізація прототипу та перевірки в Unity Editor</w:t>
       </w:r>
     </w:p>
     <w:p>
@@ -1537,11 +1537,12 @@
         <w:pStyle w:val="ListBullet"/>
       </w:pPr>
       <w:r>
-        <w:t>Підготовлені вихідний код у гілці codex/factura-unity-test і відео до 1 хвилини з обома результатами. Перед передачею автор додає власну оцінку загального часу роботи.</w:t>
+        <w:t>Вихідний код опубліковано в гілці factura-test. Відеодемонстрація та окремий архів проєкту доступні на сторінці матеріалів тестового завдання.</w:t>
       </w:r>
     </w:p>
     <w:sectPr>
       <w:footerReference w:type="default" r:id="rId9"/>
+      <w:headerReference w:type="default" r:id="rId12"/>
       <w:pgSz w:w="12240" w:h="15840"/>
       <w:pgMar w:top="936" w:right="1080" w:bottom="936" w:left="1080" w:header="720" w:footer="360" w:gutter="0"/>
       <w:cols w:space="720"/>
@@ -1567,6 +1568,16 @@
     <w:fldSimple w:instr="PAGE"/>
   </w:p>
 </w:ftr>
+</file>
+
+<file path=word/header1.xml><?xml version="1.0" encoding="utf-8"?>
+<w:hdr xmlns:m="http://schemas.openxmlformats.org/officeDocument/2006/math" xmlns:mc="http://schemas.openxmlformats.org/markup-compatibility/2006" xmlns:mo="http://schemas.microsoft.com/office/mac/office/2008/main" xmlns:mv="urn:schemas-microsoft-com:mac:vml" xmlns:o="urn:schemas-microsoft-com:office:office" xmlns:r="http://schemas.openxmlformats.org/officeDocument/2006/relationships" xmlns:v="urn:schemas-microsoft-com:vml" xmlns:w10="urn:schemas-microsoft-com:office:word" xmlns:w14="http://schemas.microsoft.com/office/word/2010/wordml" xmlns:w="http://schemas.openxmlformats.org/wordprocessingml/2006/main" xmlns:wne="http://schemas.microsoft.com/office/word/2006/wordml" xmlns:wp14="http://schemas.microsoft.com/office/word/2010/wordprocessingDrawing" xmlns:wp="http://schemas.openxmlformats.org/drawingml/2006/wordprocessingDrawing" xmlns:wpc="http://schemas.microsoft.com/office/word/2010/wordprocessingCanvas" xmlns:wpg="http://schemas.microsoft.com/office/word/2010/wordprocessingGroup" xmlns:wpi="http://schemas.microsoft.com/office/word/2010/wordprocessingInk" xmlns:wps="http://schemas.microsoft.com/office/word/2010/wordprocessingShape" mc:Ignorable="w14 wp14">
+  <w:p>
+    <w:pPr>
+      <w:pStyle w:val="Header"/>
+    </w:pPr>
+  </w:p>
+</w:hdr>
 </file>
 
 <file path=word/numbering.xml><?xml version="1.0" encoding="utf-8"?>
